--- a/semana-08-control-compras/semana-08-control-compras/evidencias/Evidencias_Control_Compras_DylanGarcia.docx
+++ b/semana-08-control-compras/semana-08-control-compras/evidencias/Evidencias_Control_Compras_DylanGarcia.docx
@@ -697,13 +697,7 @@
         <w:t xml:space="preserve">R// </w:t>
       </w:r>
       <w:r>
-        <w:t>U</w:t>
-      </w:r>
-      <w:r>
-        <w:t>tilizaría</w:t>
-      </w:r>
-      <w:r>
-        <w:t xml:space="preserve"> </w:t>
+        <w:t xml:space="preserve">Utilizaría </w:t>
       </w:r>
       <w:proofErr w:type="spellStart"/>
       <w:r>
@@ -711,10 +705,7 @@
       </w:r>
       <w:proofErr w:type="spellEnd"/>
       <w:r>
-        <w:t xml:space="preserve">&lt;Producto&gt;, </w:t>
-      </w:r>
-      <w:r>
-        <w:t xml:space="preserve">ya que esta </w:t>
+        <w:t xml:space="preserve">&lt;Producto&gt;, ya que esta </w:t>
       </w:r>
       <w:proofErr w:type="spellStart"/>
       <w:r>
@@ -722,13 +713,7 @@
       </w:r>
       <w:proofErr w:type="spellEnd"/>
       <w:r>
-        <w:t xml:space="preserve"> permite guardar todos los productos en el orden en que fueron registrados</w:t>
-      </w:r>
-      <w:r>
-        <w:t>, es decir que los guarda según se van ingresando los datos en la consola</w:t>
-      </w:r>
-      <w:r>
-        <w:t>. Además,</w:t>
+        <w:t xml:space="preserve"> permite guardar todos los productos en el orden en que fueron registrados, es decir que los guarda según se van ingresando los datos en la consola. Además,</w:t>
       </w:r>
       <w:r>
         <w:t xml:space="preserve"> que nos</w:t>
@@ -894,10 +879,7 @@
         <w:t xml:space="preserve">R// </w:t>
       </w:r>
       <w:r>
-        <w:t xml:space="preserve">La mejor </w:t>
-      </w:r>
-      <w:r>
-        <w:t xml:space="preserve">opción sería </w:t>
+        <w:t xml:space="preserve">La mejor opción sería </w:t>
       </w:r>
       <w:proofErr w:type="spellStart"/>
       <w:r>
@@ -905,19 +887,7 @@
       </w:r>
       <w:proofErr w:type="spellEnd"/>
       <w:r>
-        <w:t>&lt;String, Double&gt;, porque permite buscar una categoría directamente usando su nombre como clave y</w:t>
-      </w:r>
-      <w:r>
-        <w:t xml:space="preserve"> así</w:t>
-      </w:r>
-      <w:r>
-        <w:t xml:space="preserve"> obtener el total gastado en ella</w:t>
-      </w:r>
-      <w:r>
-        <w:t xml:space="preserve"> rápidamente</w:t>
-      </w:r>
-      <w:r>
-        <w:t>.</w:t>
+        <w:t>&lt;String, Double&gt;, porque permite buscar una categoría directamente usando su nombre como clave y así obtener el total gastado en ella rápidamente.</w:t>
       </w:r>
     </w:p>
     <w:p>
@@ -1037,20 +1007,34 @@
           <w:bCs/>
         </w:rPr>
       </w:pPr>
-      <w:r>
-        <w:rPr>
-          <w:b/>
-          <w:bCs/>
-        </w:rPr>
-        <w:t>[</w:t>
-      </w:r>
-      <w:r>
-        <w:rPr>
-          <w:b/>
-          <w:bCs/>
-        </w:rPr>
-        <w:t>…]</w:t>
-      </w:r>
+      <w:hyperlink r:id="rId8" w:history="1">
+        <w:r>
+          <w:rPr>
+            <w:rStyle w:val="Hipervnculo"/>
+            <w:b/>
+            <w:bCs/>
+          </w:rPr>
+          <w:t xml:space="preserve">programacion-II-2026/semana-08-control-compras/semana-08-control-compras at </w:t>
+        </w:r>
+        <w:proofErr w:type="spellStart"/>
+        <w:r>
+          <w:rPr>
+            <w:rStyle w:val="Hipervnculo"/>
+            <w:b/>
+            <w:bCs/>
+          </w:rPr>
+          <w:t>main</w:t>
+        </w:r>
+        <w:proofErr w:type="spellEnd"/>
+        <w:r>
+          <w:rPr>
+            <w:rStyle w:val="Hipervnculo"/>
+            <w:b/>
+            <w:bCs/>
+          </w:rPr>
+          <w:t xml:space="preserve"> · DYLANG187/programacion-II-2026 · GitHub</w:t>
+        </w:r>
+      </w:hyperlink>
     </w:p>
     <w:p>
       <w:pPr>
@@ -1156,7 +1140,7 @@
                     <pic:cNvPicPr/>
                   </pic:nvPicPr>
                   <pic:blipFill>
-                    <a:blip r:embed="rId8">
+                    <a:blip r:embed="rId9">
                       <a:extLst>
                         <a:ext uri="{28A0092B-C50C-407E-A947-70E740481C1C}">
                           <a14:useLocalDpi xmlns:a14="http://schemas.microsoft.com/office/drawing/2010/main" val="0"/>
@@ -1242,7 +1226,7 @@
                     <pic:cNvPicPr/>
                   </pic:nvPicPr>
                   <pic:blipFill>
-                    <a:blip r:embed="rId9">
+                    <a:blip r:embed="rId10">
                       <a:extLst>
                         <a:ext uri="{28A0092B-C50C-407E-A947-70E740481C1C}">
                           <a14:useLocalDpi xmlns:a14="http://schemas.microsoft.com/office/drawing/2010/main" val="0"/>
@@ -1329,7 +1313,7 @@
                     <pic:cNvPicPr/>
                   </pic:nvPicPr>
                   <pic:blipFill>
-                    <a:blip r:embed="rId10">
+                    <a:blip r:embed="rId11">
                       <a:extLst>
                         <a:ext uri="{28A0092B-C50C-407E-A947-70E740481C1C}">
                           <a14:useLocalDpi xmlns:a14="http://schemas.microsoft.com/office/drawing/2010/main" val="0"/>
@@ -1557,7 +1541,7 @@
                     <pic:cNvPicPr/>
                   </pic:nvPicPr>
                   <pic:blipFill>
-                    <a:blip r:embed="rId11">
+                    <a:blip r:embed="rId12">
                       <a:extLst>
                         <a:ext uri="{28A0092B-C50C-407E-A947-70E740481C1C}">
                           <a14:useLocalDpi xmlns:a14="http://schemas.microsoft.com/office/drawing/2010/main" val="0"/>
@@ -1635,7 +1619,7 @@
                     <pic:cNvPicPr/>
                   </pic:nvPicPr>
                   <pic:blipFill>
-                    <a:blip r:embed="rId12">
+                    <a:blip r:embed="rId13">
                       <a:extLst>
                         <a:ext uri="{28A0092B-C50C-407E-A947-70E740481C1C}">
                           <a14:useLocalDpi xmlns:a14="http://schemas.microsoft.com/office/drawing/2010/main" val="0"/>
@@ -1746,7 +1730,7 @@
                     <pic:cNvPicPr/>
                   </pic:nvPicPr>
                   <pic:blipFill>
-                    <a:blip r:embed="rId13">
+                    <a:blip r:embed="rId14">
                       <a:extLst>
                         <a:ext uri="{28A0092B-C50C-407E-A947-70E740481C1C}">
                           <a14:useLocalDpi xmlns:a14="http://schemas.microsoft.com/office/drawing/2010/main" val="0"/>
@@ -1844,7 +1828,7 @@
                     <pic:cNvPicPr/>
                   </pic:nvPicPr>
                   <pic:blipFill>
-                    <a:blip r:embed="rId14">
+                    <a:blip r:embed="rId15">
                       <a:extLst>
                         <a:ext uri="{28A0092B-C50C-407E-A947-70E740481C1C}">
                           <a14:useLocalDpi xmlns:a14="http://schemas.microsoft.com/office/drawing/2010/main" val="0"/>
@@ -1910,27 +1894,7 @@
           <w:szCs w:val="28"/>
         </w:rPr>
         <w:lastRenderedPageBreak/>
-        <w:t>B</w:t>
-      </w:r>
-      <w:r>
-        <w:rPr>
-          <w:rFonts w:asciiTheme="majorHAnsi" w:hAnsiTheme="majorHAnsi" w:cstheme="majorHAnsi"/>
-          <w:b/>
-          <w:bCs/>
-          <w:sz w:val="28"/>
-          <w:szCs w:val="28"/>
-        </w:rPr>
-        <w:t>úsqueda de una categoría existente</w:t>
-      </w:r>
-      <w:r>
-        <w:rPr>
-          <w:rFonts w:asciiTheme="majorHAnsi" w:hAnsiTheme="majorHAnsi" w:cstheme="majorHAnsi"/>
-          <w:b/>
-          <w:bCs/>
-          <w:sz w:val="28"/>
-          <w:szCs w:val="28"/>
-        </w:rPr>
-        <w:t>:</w:t>
+        <w:t>Búsqueda de una categoría existente:</w:t>
       </w:r>
     </w:p>
     <w:p>
@@ -1968,7 +1932,7 @@
                     <pic:cNvPicPr/>
                   </pic:nvPicPr>
                   <pic:blipFill>
-                    <a:blip r:embed="rId12">
+                    <a:blip r:embed="rId13">
                       <a:extLst>
                         <a:ext uri="{28A0092B-C50C-407E-A947-70E740481C1C}">
                           <a14:useLocalDpi xmlns:a14="http://schemas.microsoft.com/office/drawing/2010/main" val="0"/>
@@ -2067,7 +2031,7 @@
                     <pic:cNvPicPr/>
                   </pic:nvPicPr>
                   <pic:blipFill>
-                    <a:blip r:embed="rId15" cstate="print">
+                    <a:blip r:embed="rId16" cstate="print">
                       <a:extLst>
                         <a:ext uri="{28A0092B-C50C-407E-A947-70E740481C1C}">
                           <a14:useLocalDpi xmlns:a14="http://schemas.microsoft.com/office/drawing/2010/main" val="0"/>
@@ -2297,27 +2261,7 @@
           <w:sz w:val="28"/>
           <w:szCs w:val="28"/>
         </w:rPr>
-        <w:t>Los cálculos manuales coinciden con los resultados mostrados por el programa</w:t>
-      </w:r>
-      <w:r>
-        <w:rPr>
-          <w:rFonts w:asciiTheme="majorHAnsi" w:hAnsiTheme="majorHAnsi" w:cstheme="majorHAnsi"/>
-          <w:b/>
-          <w:bCs/>
-          <w:sz w:val="28"/>
-          <w:szCs w:val="28"/>
-        </w:rPr>
-        <w:t xml:space="preserve"> en la primera prueba</w:t>
-      </w:r>
-      <w:r>
-        <w:rPr>
-          <w:rFonts w:asciiTheme="majorHAnsi" w:hAnsiTheme="majorHAnsi" w:cstheme="majorHAnsi"/>
-          <w:b/>
-          <w:bCs/>
-          <w:sz w:val="28"/>
-          <w:szCs w:val="28"/>
-        </w:rPr>
-        <w:t>.</w:t>
+        <w:t>Los cálculos manuales coinciden con los resultados mostrados por el programa en la primera prueba.</w:t>
       </w:r>
     </w:p>
     <w:p>
@@ -2366,7 +2310,7 @@
                     <pic:cNvPicPr/>
                   </pic:nvPicPr>
                   <pic:blipFill>
-                    <a:blip r:embed="rId12">
+                    <a:blip r:embed="rId13">
                       <a:extLst>
                         <a:ext uri="{28A0092B-C50C-407E-A947-70E740481C1C}">
                           <a14:useLocalDpi xmlns:a14="http://schemas.microsoft.com/office/drawing/2010/main" val="0"/>
@@ -4222,6 +4166,29 @@
     <w:uiPriority w:val="99"/>
     <w:rsid w:val="008B1AD7"/>
   </w:style>
+  <w:style w:type="character" w:styleId="Hipervnculo">
+    <w:name w:val="Hyperlink"/>
+    <w:basedOn w:val="Fuentedeprrafopredeter"/>
+    <w:uiPriority w:val="99"/>
+    <w:unhideWhenUsed/>
+    <w:rsid w:val="00EF1A02"/>
+    <w:rPr>
+      <w:color w:val="0563C1" w:themeColor="hyperlink"/>
+      <w:u w:val="single"/>
+    </w:rPr>
+  </w:style>
+  <w:style w:type="character" w:styleId="Mencinsinresolver">
+    <w:name w:val="Unresolved Mention"/>
+    <w:basedOn w:val="Fuentedeprrafopredeter"/>
+    <w:uiPriority w:val="99"/>
+    <w:semiHidden/>
+    <w:unhideWhenUsed/>
+    <w:rsid w:val="00EF1A02"/>
+    <w:rPr>
+      <w:color w:val="605E5C"/>
+      <w:shd w:val="clear" w:color="auto" w:fill="E1DFDD"/>
+    </w:rPr>
+  </w:style>
 </w:styles>
 </file>
 
